--- a/pr-preview/pr-226/multiple-testing-handout.docx
+++ b/pr-preview/pr-226/multiple-testing-handout.docx
@@ -15,7 +15,7 @@
         <w:pStyle w:val="Date"/>
       </w:pPr>
       <w:r>
-        <w:t xml:space="preserve">Last modified: 2026-10-15 15:23:41 (PDT)</w:t>
+        <w:t xml:space="preserve">Last modified: 2026-10-15 18:18:20 (PDT)</w:t>
       </w:r>
     </w:p>
     <w:p>
@@ -16139,11 +16139,28 @@
         </m:oMath>
       </m:oMathPara>
     </w:p>
+    <w:p>
+      <w:pPr>
+        <w:pStyle w:val="FirstParagraph"/>
+      </w:pPr>
+      <w:r>
+        <w:t xml:space="preserve">Source: Holm</w:t>
+      </w:r>
+      <w:r>
+        <w:t xml:space="preserve"> </w:t>
+      </w:r>
+      <w:r>
+        <w:t xml:space="preserve">(1979)</w:t>
+      </w:r>
+      <w:r>
+        <w:t xml:space="preserve">.</w:t>
+      </w:r>
+    </w:p>
     <w:bookmarkEnd w:id="65"/>
     <w:bookmarkStart w:id="66" w:name="def-holm"/>
     <w:p>
       <w:pPr>
-        <w:pStyle w:val="FirstParagraph"/>
+        <w:pStyle w:val="BodyText"/>
       </w:pPr>
       <w:r>
         <w:rPr>
@@ -21887,11 +21904,28 @@
         </m:oMath>
       </m:oMathPara>
     </w:p>
+    <w:p>
+      <w:pPr>
+        <w:pStyle w:val="FirstParagraph"/>
+      </w:pPr>
+      <w:r>
+        <w:t xml:space="preserve">Source: Benjamini and Hochberg</w:t>
+      </w:r>
+      <w:r>
+        <w:t xml:space="preserve"> </w:t>
+      </w:r>
+      <w:r>
+        <w:t xml:space="preserve">(1995)</w:t>
+      </w:r>
+      <w:r>
+        <w:t xml:space="preserve">.</w:t>
+      </w:r>
+    </w:p>
     <w:bookmarkEnd w:id="75"/>
     <w:bookmarkStart w:id="76" w:name="def-bh"/>
     <w:p>
       <w:pPr>
-        <w:pStyle w:val="FirstParagraph"/>
+        <w:pStyle w:val="BodyText"/>
       </w:pPr>
       <w:r>
         <w:rPr>
